--- a/Homework/HS 541 Plant Breeding Methods - Homework.docx
+++ b/Homework/HS 541 Plant Breeding Methods - Homework.docx
@@ -63,7 +63,27 @@
         <w:rPr>
           <w:rFonts w:ascii="Times New Roman" w:hAnsi="Times New Roman" w:cs="Times New Roman"/>
         </w:rPr>
-        <w:t xml:space="preserve"> – Apply QC control on another trait and save the newest file. Also, try different parameters of MAF and call rate to see what happens with the final number of markers.</w:t>
+        <w:t xml:space="preserve"> – Apply QC control on another trait and save the newest file. Also, try different </w:t>
+      </w:r>
+      <w:r>
+        <w:rPr>
+          <w:rFonts w:ascii="Times New Roman" w:hAnsi="Times New Roman" w:cs="Times New Roman"/>
+          <w:kern w:val="0"/>
+          <w14:ligatures w14:val="none"/>
+        </w:rPr>
+        <w:t>MAF and call rate values to see how the final marker count changes.</w:t>
+      </w:r>
+      <w:r>
+        <w:rPr>
+          <w:rFonts w:ascii="Times New Roman" w:hAnsi="Times New Roman" w:cs="Times New Roman"/>
+        </w:rPr>
+        <w:t xml:space="preserve"> Make a brief discussion about it. </w:t>
+      </w:r>
+      <w:r>
+        <w:rPr>
+          <w:rFonts w:ascii="Times New Roman" w:hAnsi="Times New Roman" w:cs="Times New Roman"/>
+        </w:rPr>
+        <w:t>Upload your script and results.</w:t>
       </w:r>
     </w:p>
     <w:p>
@@ -87,6 +107,36 @@
         </w:rPr>
         <w:t>2 – Build the Additive x additive epistatic genomic relationship matrix.</w:t>
       </w:r>
+      <w:r>
+        <w:rPr>
+          <w:rFonts w:ascii="Times New Roman" w:hAnsi="Times New Roman" w:cs="Times New Roman"/>
+        </w:rPr>
+        <w:t xml:space="preserve"> </w:t>
+      </w:r>
+      <w:r>
+        <w:rPr>
+          <w:rFonts w:ascii="Times New Roman" w:hAnsi="Times New Roman" w:cs="Times New Roman"/>
+        </w:rPr>
+        <w:t xml:space="preserve">Create a heatmap, compare its results with Ga and Gd. </w:t>
+      </w:r>
+      <w:r>
+        <w:rPr>
+          <w:rFonts w:ascii="Times New Roman" w:hAnsi="Times New Roman" w:cs="Times New Roman"/>
+        </w:rPr>
+        <w:t>Make a brief discussion about it.</w:t>
+      </w:r>
+      <w:r>
+        <w:rPr>
+          <w:rFonts w:ascii="Times New Roman" w:hAnsi="Times New Roman" w:cs="Times New Roman"/>
+        </w:rPr>
+        <w:t xml:space="preserve"> </w:t>
+      </w:r>
+      <w:r>
+        <w:rPr>
+          <w:rFonts w:ascii="Times New Roman" w:hAnsi="Times New Roman" w:cs="Times New Roman"/>
+        </w:rPr>
+        <w:t>Upload your script and results.</w:t>
+      </w:r>
     </w:p>
     <w:p>
       <w:pPr>
@@ -109,6 +159,24 @@
         </w:rPr>
         <w:t>3 – Build the heterotic pools using another trait. Compare the results with the ones found in class.</w:t>
       </w:r>
+      <w:r>
+        <w:rPr>
+          <w:rFonts w:ascii="Times New Roman" w:hAnsi="Times New Roman" w:cs="Times New Roman"/>
+        </w:rPr>
+        <w:t xml:space="preserve"> Make a brief discussion about it.</w:t>
+      </w:r>
+      <w:r>
+        <w:rPr>
+          <w:rFonts w:ascii="Times New Roman" w:hAnsi="Times New Roman" w:cs="Times New Roman"/>
+        </w:rPr>
+        <w:t xml:space="preserve"> </w:t>
+      </w:r>
+      <w:r>
+        <w:rPr>
+          <w:rFonts w:ascii="Times New Roman" w:hAnsi="Times New Roman" w:cs="Times New Roman"/>
+        </w:rPr>
+        <w:t>Upload your script and results.</w:t>
+      </w:r>
     </w:p>
     <w:p>
       <w:pPr>
@@ -131,77 +199,187 @@
         </w:rPr>
         <w:t>4 – Run GWAS for another trait.</w:t>
       </w:r>
-    </w:p>
-    <w:p>
-      <w:pPr>
-        <w:jc w:val="both"/>
-        <w:rPr>
-          <w:rFonts w:ascii="Times New Roman" w:hAnsi="Times New Roman" w:cs="Times New Roman"/>
-        </w:rPr>
-      </w:pPr>
-    </w:p>
-    <w:p>
-      <w:pPr>
-        <w:jc w:val="both"/>
-        <w:rPr>
-          <w:rFonts w:ascii="Times New Roman" w:hAnsi="Times New Roman" w:cs="Times New Roman"/>
-        </w:rPr>
-      </w:pPr>
-      <w:r>
-        <w:rPr>
-          <w:rFonts w:ascii="Times New Roman" w:hAnsi="Times New Roman" w:cs="Times New Roman"/>
-        </w:rPr>
-        <w:t>5 – Run GS for another trait.</w:t>
-      </w:r>
-    </w:p>
-    <w:p>
-      <w:pPr>
-        <w:jc w:val="both"/>
-        <w:rPr>
-          <w:rFonts w:ascii="Times New Roman" w:hAnsi="Times New Roman" w:cs="Times New Roman"/>
-        </w:rPr>
-      </w:pPr>
-    </w:p>
-    <w:p>
-      <w:pPr>
-        <w:jc w:val="both"/>
-        <w:rPr>
-          <w:rFonts w:ascii="Times New Roman" w:hAnsi="Times New Roman" w:cs="Times New Roman"/>
-        </w:rPr>
-      </w:pPr>
-      <w:r>
-        <w:rPr>
-          <w:rFonts w:ascii="Times New Roman" w:hAnsi="Times New Roman" w:cs="Times New Roman"/>
-        </w:rPr>
-        <w:t>6 – Change the weights for multivariate selection and describe what happens.</w:t>
-      </w:r>
-    </w:p>
-    <w:p>
-      <w:pPr>
-        <w:jc w:val="both"/>
-        <w:rPr>
-          <w:rFonts w:ascii="Times New Roman" w:hAnsi="Times New Roman" w:cs="Times New Roman"/>
-        </w:rPr>
-      </w:pPr>
-    </w:p>
-    <w:p>
-      <w:pPr>
-        <w:jc w:val="both"/>
-        <w:rPr>
-          <w:rFonts w:ascii="Times New Roman" w:hAnsi="Times New Roman" w:cs="Times New Roman"/>
-        </w:rPr>
-      </w:pPr>
-      <w:r>
-        <w:rPr>
-          <w:rFonts w:ascii="Times New Roman" w:hAnsi="Times New Roman" w:cs="Times New Roman"/>
-        </w:rPr>
-        <w:t xml:space="preserve">7 – Run the </w:t>
+      <w:r>
+        <w:rPr>
+          <w:rFonts w:ascii="Times New Roman" w:hAnsi="Times New Roman" w:cs="Times New Roman"/>
+        </w:rPr>
+        <w:t xml:space="preserve"> Make a brief discussion about it.</w:t>
+      </w:r>
+      <w:r>
+        <w:rPr>
+          <w:rFonts w:ascii="Times New Roman" w:hAnsi="Times New Roman" w:cs="Times New Roman"/>
+        </w:rPr>
+        <w:t xml:space="preserve"> </w:t>
+      </w:r>
+      <w:r>
+        <w:rPr>
+          <w:rFonts w:ascii="Times New Roman" w:hAnsi="Times New Roman" w:cs="Times New Roman"/>
+        </w:rPr>
+        <w:t>Upload your script and results.</w:t>
+      </w:r>
+    </w:p>
+    <w:p>
+      <w:pPr>
+        <w:jc w:val="both"/>
+        <w:rPr>
+          <w:rFonts w:ascii="Times New Roman" w:hAnsi="Times New Roman" w:cs="Times New Roman"/>
+        </w:rPr>
+      </w:pPr>
+    </w:p>
+    <w:p>
+      <w:pPr>
+        <w:jc w:val="both"/>
+        <w:rPr>
+          <w:rFonts w:ascii="Times New Roman" w:hAnsi="Times New Roman" w:cs="Times New Roman"/>
+        </w:rPr>
+      </w:pPr>
+      <w:r>
+        <w:rPr>
+          <w:rFonts w:ascii="Times New Roman" w:hAnsi="Times New Roman" w:cs="Times New Roman"/>
+        </w:rPr>
+        <w:t xml:space="preserve">5 – Run GS </w:t>
+      </w:r>
+      <w:r>
+        <w:rPr>
+          <w:rFonts w:ascii="Times New Roman" w:hAnsi="Times New Roman" w:cs="Times New Roman"/>
+        </w:rPr>
+        <w:t>considering the H matrix and/or epistasis (</w:t>
       </w:r>
       <w:proofErr w:type="spellStart"/>
       <w:r>
         <w:rPr>
           <w:rFonts w:ascii="Times New Roman" w:hAnsi="Times New Roman" w:cs="Times New Roman"/>
         </w:rPr>
+        <w:t>axa</w:t>
+      </w:r>
+      <w:proofErr w:type="spellEnd"/>
+      <w:r>
+        <w:rPr>
+          <w:rFonts w:ascii="Times New Roman" w:hAnsi="Times New Roman" w:cs="Times New Roman"/>
+        </w:rPr>
+        <w:t>)</w:t>
+      </w:r>
+      <w:r>
+        <w:rPr>
+          <w:rFonts w:ascii="Times New Roman" w:hAnsi="Times New Roman" w:cs="Times New Roman"/>
+        </w:rPr>
+        <w:t>.</w:t>
+      </w:r>
+      <w:r>
+        <w:rPr>
+          <w:rFonts w:ascii="Times New Roman" w:hAnsi="Times New Roman" w:cs="Times New Roman"/>
+        </w:rPr>
+        <w:t xml:space="preserve"> Make a brief discussion about it.</w:t>
+      </w:r>
+      <w:r>
+        <w:rPr>
+          <w:rFonts w:ascii="Times New Roman" w:hAnsi="Times New Roman" w:cs="Times New Roman"/>
+        </w:rPr>
+        <w:t xml:space="preserve"> </w:t>
+      </w:r>
+      <w:r>
+        <w:rPr>
+          <w:rFonts w:ascii="Times New Roman" w:hAnsi="Times New Roman" w:cs="Times New Roman"/>
+        </w:rPr>
+        <w:t>Upload your script and results.</w:t>
+      </w:r>
+    </w:p>
+    <w:p>
+      <w:pPr>
+        <w:jc w:val="both"/>
+        <w:rPr>
+          <w:rFonts w:ascii="Times New Roman" w:hAnsi="Times New Roman" w:cs="Times New Roman"/>
+        </w:rPr>
+      </w:pPr>
+    </w:p>
+    <w:p>
+      <w:pPr>
+        <w:jc w:val="both"/>
+        <w:rPr>
+          <w:rFonts w:ascii="Times New Roman" w:hAnsi="Times New Roman" w:cs="Times New Roman"/>
+        </w:rPr>
+      </w:pPr>
+      <w:r>
+        <w:rPr>
+          <w:rFonts w:ascii="Times New Roman" w:hAnsi="Times New Roman" w:cs="Times New Roman"/>
+        </w:rPr>
+        <w:t>6</w:t>
+      </w:r>
+      <w:r>
+        <w:rPr>
+          <w:rFonts w:ascii="Times New Roman" w:hAnsi="Times New Roman" w:cs="Times New Roman"/>
+        </w:rPr>
+        <w:t>a</w:t>
+      </w:r>
+      <w:r>
+        <w:rPr>
+          <w:rFonts w:ascii="Times New Roman" w:hAnsi="Times New Roman" w:cs="Times New Roman"/>
+        </w:rPr>
+        <w:t xml:space="preserve"> – Change the weights for multivariate selection and describe what happens.</w:t>
+      </w:r>
+      <w:r>
+        <w:rPr>
+          <w:rFonts w:ascii="Times New Roman" w:hAnsi="Times New Roman" w:cs="Times New Roman"/>
+        </w:rPr>
+        <w:t xml:space="preserve"> </w:t>
+      </w:r>
+      <w:r>
+        <w:rPr>
+          <w:rFonts w:ascii="Times New Roman" w:hAnsi="Times New Roman" w:cs="Times New Roman"/>
+        </w:rPr>
+        <w:t xml:space="preserve">Try to find the best balance in genetic gains. </w:t>
+      </w:r>
+      <w:r>
+        <w:rPr>
+          <w:rFonts w:ascii="Times New Roman" w:hAnsi="Times New Roman" w:cs="Times New Roman"/>
+        </w:rPr>
+        <w:t>Make a brief discussion about it.</w:t>
+      </w:r>
+      <w:r>
+        <w:rPr>
+          <w:rFonts w:ascii="Times New Roman" w:hAnsi="Times New Roman" w:cs="Times New Roman"/>
+        </w:rPr>
+        <w:t xml:space="preserve"> </w:t>
+      </w:r>
+      <w:r>
+        <w:rPr>
+          <w:rFonts w:ascii="Times New Roman" w:hAnsi="Times New Roman" w:cs="Times New Roman"/>
+        </w:rPr>
+        <w:t xml:space="preserve">Upload your script and results. </w:t>
+      </w:r>
+    </w:p>
+    <w:p>
+      <w:pPr>
+        <w:jc w:val="both"/>
+        <w:rPr>
+          <w:rFonts w:ascii="Times New Roman" w:hAnsi="Times New Roman" w:cs="Times New Roman"/>
+        </w:rPr>
+      </w:pPr>
+    </w:p>
+    <w:p>
+      <w:pPr>
+        <w:jc w:val="both"/>
+        <w:rPr>
+          <w:rFonts w:ascii="Times New Roman" w:hAnsi="Times New Roman" w:cs="Times New Roman"/>
+        </w:rPr>
+      </w:pPr>
+      <w:r>
+        <w:rPr>
+          <w:rFonts w:ascii="Times New Roman" w:hAnsi="Times New Roman" w:cs="Times New Roman"/>
+        </w:rPr>
+        <w:t>6b</w:t>
+      </w:r>
+      <w:r>
+        <w:rPr>
+          <w:rFonts w:ascii="Times New Roman" w:hAnsi="Times New Roman" w:cs="Times New Roman"/>
+        </w:rPr>
+        <w:t xml:space="preserve"> – Run the </w:t>
+      </w:r>
+      <w:proofErr w:type="spellStart"/>
+      <w:r>
+        <w:rPr>
+          <w:rFonts w:ascii="Times New Roman" w:hAnsi="Times New Roman" w:cs="Times New Roman"/>
+        </w:rPr>
         <w:t>GxE</w:t>
       </w:r>
       <w:proofErr w:type="spellEnd"/>
@@ -209,41 +387,89 @@
         <w:rPr>
           <w:rFonts w:ascii="Times New Roman" w:hAnsi="Times New Roman" w:cs="Times New Roman"/>
         </w:rPr>
-        <w:t xml:space="preserve"> models for another trait and c</w:t>
-      </w:r>
-      <w:r>
-        <w:rPr>
-          <w:rFonts w:ascii="Times New Roman" w:hAnsi="Times New Roman" w:cs="Times New Roman"/>
-        </w:rPr>
-        <w:t>ompare the results with the ones found in class.</w:t>
-      </w:r>
-    </w:p>
-    <w:p>
-      <w:pPr>
-        <w:jc w:val="both"/>
-        <w:rPr>
-          <w:rFonts w:ascii="Times New Roman" w:hAnsi="Times New Roman" w:cs="Times New Roman"/>
-        </w:rPr>
-      </w:pPr>
-    </w:p>
-    <w:p>
-      <w:pPr>
-        <w:jc w:val="both"/>
-        <w:rPr>
-          <w:rFonts w:ascii="Times New Roman" w:hAnsi="Times New Roman" w:cs="Times New Roman"/>
-        </w:rPr>
-      </w:pPr>
-      <w:r>
-        <w:rPr>
-          <w:rFonts w:ascii="Times New Roman" w:hAnsi="Times New Roman" w:cs="Times New Roman"/>
-        </w:rPr>
-        <w:t xml:space="preserve">8 – Change the number of parents, crosses, and progeny size, and run the simulations again. </w:t>
-      </w:r>
-      <w:r>
-        <w:rPr>
-          <w:rFonts w:ascii="Times New Roman" w:hAnsi="Times New Roman" w:cs="Times New Roman"/>
-        </w:rPr>
-        <w:t>Compare the results with the ones found in class.</w:t>
+        <w:t xml:space="preserve"> models for another trait and compare the results with the ones found in class.</w:t>
+      </w:r>
+      <w:r>
+        <w:rPr>
+          <w:rFonts w:ascii="Times New Roman" w:hAnsi="Times New Roman" w:cs="Times New Roman"/>
+        </w:rPr>
+        <w:t xml:space="preserve"> Make a brief discussion about it.</w:t>
+      </w:r>
+      <w:r>
+        <w:rPr>
+          <w:rFonts w:ascii="Times New Roman" w:hAnsi="Times New Roman" w:cs="Times New Roman"/>
+        </w:rPr>
+        <w:t xml:space="preserve"> </w:t>
+      </w:r>
+      <w:r>
+        <w:rPr>
+          <w:rFonts w:ascii="Times New Roman" w:hAnsi="Times New Roman" w:cs="Times New Roman"/>
+        </w:rPr>
+        <w:t>Upload your script and results.</w:t>
+      </w:r>
+    </w:p>
+    <w:p>
+      <w:pPr>
+        <w:jc w:val="both"/>
+        <w:rPr>
+          <w:rFonts w:ascii="Times New Roman" w:hAnsi="Times New Roman" w:cs="Times New Roman"/>
+        </w:rPr>
+      </w:pPr>
+    </w:p>
+    <w:p>
+      <w:pPr>
+        <w:jc w:val="both"/>
+        <w:rPr>
+          <w:rFonts w:ascii="Times New Roman" w:hAnsi="Times New Roman" w:cs="Times New Roman"/>
+        </w:rPr>
+      </w:pPr>
+      <w:r>
+        <w:rPr>
+          <w:rFonts w:ascii="Times New Roman" w:hAnsi="Times New Roman" w:cs="Times New Roman"/>
+        </w:rPr>
+        <w:t>7</w:t>
+      </w:r>
+      <w:r>
+        <w:rPr>
+          <w:rFonts w:ascii="Times New Roman" w:hAnsi="Times New Roman" w:cs="Times New Roman"/>
+        </w:rPr>
+        <w:t xml:space="preserve"> – </w:t>
+      </w:r>
+      <w:r>
+        <w:rPr>
+          <w:rFonts w:ascii="Times New Roman" w:hAnsi="Times New Roman" w:cs="Times New Roman"/>
+        </w:rPr>
+        <w:t xml:space="preserve">Adjust this script to simulate the </w:t>
+      </w:r>
+      <w:r>
+        <w:rPr>
+          <w:rFonts w:ascii="Times New Roman" w:hAnsi="Times New Roman" w:cs="Times New Roman"/>
+        </w:rPr>
+        <w:t>deployment of GS in a different generation. Also, different numbers of parents, crosses, and progeny size</w:t>
+      </w:r>
+      <w:r>
+        <w:rPr>
+          <w:rFonts w:ascii="Times New Roman" w:hAnsi="Times New Roman" w:cs="Times New Roman"/>
+        </w:rPr>
+        <w:t>. Compare the results with the ones found in class.</w:t>
+      </w:r>
+      <w:r>
+        <w:rPr>
+          <w:rFonts w:ascii="Times New Roman" w:hAnsi="Times New Roman" w:cs="Times New Roman"/>
+        </w:rPr>
+        <w:t xml:space="preserve"> Make a brief discussion about it.</w:t>
+      </w:r>
+      <w:r>
+        <w:rPr>
+          <w:rFonts w:ascii="Times New Roman" w:hAnsi="Times New Roman" w:cs="Times New Roman"/>
+        </w:rPr>
+        <w:t xml:space="preserve"> </w:t>
+      </w:r>
+      <w:r>
+        <w:rPr>
+          <w:rFonts w:ascii="Times New Roman" w:hAnsi="Times New Roman" w:cs="Times New Roman"/>
+        </w:rPr>
+        <w:t>Upload your script and results.</w:t>
       </w:r>
     </w:p>
     <w:p>
